--- a/2 Requirement Analysis/Customer Journey Map.docx
+++ b/2 Requirement Analysis/Customer Journey Map.docx
@@ -139,7 +139,7 @@
               <w:rPr>
                 <w:sz w:val="24"/>
               </w:rPr>
-              <w:t xml:space="preserve">02 October 2026</w:t>
+              <w:t>01/10/2026</w:t>
             </w:r>
           </w:p>
         </w:tc>
@@ -273,6 +273,56 @@
                 <w:sz w:val="24"/>
               </w:rPr>
               <w:t xml:space="preserve">PocketSmart AI</w:t>
+            </w:r>
+          </w:p>
+        </w:tc>
+      </w:tr>
+      <w:tr>
+        <w:trPr>
+          <w:trHeight w:val="400" w:hRule="atLeast"/>
+        </w:trPr>
+        <w:tc>
+          <w:tcPr>
+            <w:tcW w:w="2440" w:type="dxa"/>
+          </w:tcPr>
+          <w:p>
+            <w:pPr>
+              <w:pStyle w:val="TableParagraph"/>
+              <w:spacing w:before="52"/>
+              <w:ind w:left="109"/>
+              <w:rPr>
+                <w:b/>
+                <w:sz w:val="24"/>
+              </w:rPr>
+            </w:pPr>
+            <w:r>
+              <w:rPr>
+                <w:b/>
+                <w:sz w:val="24"/>
+              </w:rPr>
+              <w:t>Guide</w:t>
+            </w:r>
+          </w:p>
+        </w:tc>
+        <w:tc>
+          <w:tcPr>
+            <w:tcW w:w="6920" w:type="dxa"/>
+          </w:tcPr>
+          <w:p>
+            <w:pPr>
+              <w:pStyle w:val="TableParagraph"/>
+              <w:spacing w:before="52"/>
+              <w:ind w:left="114"/>
+              <w:rPr>
+                <w:sz w:val="24"/>
+              </w:rPr>
+            </w:pPr>
+            <w:r>
+              <w:rPr>
+                <w:spacing w:val="-2"/>
+                <w:sz w:val="24"/>
+              </w:rPr>
+              <w:t>N. Indumathi AP/CSE</w:t>
             </w:r>
           </w:p>
         </w:tc>
@@ -381,107 +431,7 @@
       </w:pPr>
       <w:r>
         <w:rPr/>
-        <w:t>Map</w:t>
-      </w:r>
-      <w:r>
-        <w:rPr>
-          <w:spacing w:val="-4"/>
-        </w:rPr>
-        <w:t> </w:t>
-      </w:r>
-      <w:r>
-        <w:rPr/>
-        <w:t>out</w:t>
-      </w:r>
-      <w:r>
-        <w:rPr>
-          <w:spacing w:val="-4"/>
-        </w:rPr>
-        <w:t> </w:t>
-      </w:r>
-      <w:r>
-        <w:rPr/>
-        <w:t>the</w:t>
-      </w:r>
-      <w:r>
-        <w:rPr>
-          <w:spacing w:val="-4"/>
-        </w:rPr>
-        <w:t> </w:t>
-      </w:r>
-      <w:r>
-        <w:rPr/>
-        <w:t>customer's</w:t>
-      </w:r>
-      <w:r>
-        <w:rPr>
-          <w:spacing w:val="-4"/>
-        </w:rPr>
-        <w:t> </w:t>
-      </w:r>
-      <w:r>
-        <w:rPr/>
-        <w:t>experience</w:t>
-      </w:r>
-      <w:r>
-        <w:rPr>
-          <w:spacing w:val="-4"/>
-        </w:rPr>
-        <w:t> </w:t>
-      </w:r>
-      <w:r>
-        <w:rPr/>
-        <w:t>stage-by-stage,</w:t>
-      </w:r>
-      <w:r>
-        <w:rPr>
-          <w:spacing w:val="-4"/>
-        </w:rPr>
-        <w:t> </w:t>
-      </w:r>
-      <w:r>
-        <w:rPr/>
-        <w:t>capturing</w:t>
-      </w:r>
-      <w:r>
-        <w:rPr>
-          <w:spacing w:val="-4"/>
-        </w:rPr>
-        <w:t> </w:t>
-      </w:r>
-      <w:r>
-        <w:rPr/>
-        <w:t>their</w:t>
-      </w:r>
-      <w:r>
-        <w:rPr>
-          <w:spacing w:val="-4"/>
-        </w:rPr>
-        <w:t> </w:t>
-      </w:r>
-      <w:r>
-        <w:rPr/>
-        <w:t>actions,</w:t>
-      </w:r>
-      <w:r>
-        <w:rPr>
-          <w:spacing w:val="-4"/>
-        </w:rPr>
-        <w:t> </w:t>
-      </w:r>
-      <w:r>
-        <w:rPr/>
-        <w:t>touchpoints,</w:t>
-      </w:r>
-      <w:r>
-        <w:rPr>
-          <w:spacing w:val="-4"/>
-        </w:rPr>
-        <w:t> </w:t>
-      </w:r>
-      <w:r>
-        <w:rPr/>
-        <w:t>thoughts, and feelings, along with process ownership and improvement opportunities at each stage.</w:t>
+        <w:t>The journey follows a user from discovering PocketSmart AI to reviewing a finished plan, with the actions, touchpoints, thoughts, feelings, ownership and improvement opportunities at each stage.</w:t>
       </w:r>
     </w:p>
     <w:p>
@@ -602,7 +552,7 @@
                 <w:color w:val="FFFFFF"/>
                 <w:sz w:val="24"/>
               </w:rPr>
-              <w:t xml:space="preserve">Stage 1: Discover &amp; Onboard</w:t>
+              <w:t>Stage 1: Discover &amp; Register</w:t>
             </w:r>
           </w:p>
         </w:tc>
@@ -628,7 +578,7 @@
                 <w:color w:val="FFFFFF"/>
                 <w:sz w:val="24"/>
               </w:rPr>
-              <w:t xml:space="preserve">Stage 2: Categorize &amp; Analyze</w:t>
+              <w:t>Stage 2: Plan &amp; Generate</w:t>
             </w:r>
           </w:p>
         </w:tc>
@@ -654,7 +604,7 @@
                 <w:color w:val="FFFFFF"/>
                 <w:sz w:val="24"/>
               </w:rPr>
-              <w:t xml:space="preserve">Stage 3: Forecast &amp; Act</w:t>
+              <w:t>Stage 3: Review &amp; Revisit</w:t>
             </w:r>
           </w:p>
         </w:tc>
@@ -759,7 +709,7 @@
                 <w:spacing w:val="-10"/>
                 <w:sz w:val="24"/>
               </w:rPr>
-              <w:t xml:space="preserve">• Hears about the app from a friend</w:t>
+              <w:t>• Hears about the app from a friend</w:t>
             </w:r>
           </w:p>
           <w:p>
@@ -775,7 +725,7 @@
                 <w:spacing w:val="-10"/>
                 <w:sz w:val="24"/>
               </w:rPr>
-              <w:t xml:space="preserve">• Opens the web app link</w:t>
+              <w:t>• Opens the landing page</w:t>
             </w:r>
           </w:p>
           <w:p>
@@ -791,7 +741,7 @@
                 <w:spacing w:val="-10"/>
                 <w:sz w:val="24"/>
               </w:rPr>
-              <w:t xml:space="preserve">• Loads sample or own transactions</w:t>
+              <w:t>• Registers and logs in</w:t>
             </w:r>
           </w:p>
         </w:tc>
@@ -813,7 +763,7 @@
                 <w:spacing w:val="-10"/>
                 <w:sz w:val="24"/>
               </w:rPr>
-              <w:t xml:space="preserve">• Pastes merchant strings like "UPI-SWIGGY*BLR-9182"</w:t>
+              <w:t>• Chooses the Home, Party or Jewelry planner</w:t>
             </w:r>
           </w:p>
           <w:p>
@@ -829,7 +779,7 @@
                 <w:spacing w:val="-10"/>
                 <w:sz w:val="24"/>
               </w:rPr>
-              <w:t xml:space="preserve">• Views spending by category</w:t>
+              <w:t>• Enters budget and preferences (and an outfit photo)</w:t>
             </w:r>
           </w:p>
           <w:p>
@@ -845,7 +795,7 @@
                 <w:spacing w:val="-10"/>
                 <w:sz w:val="24"/>
               </w:rPr>
-              <w:t xml:space="preserve">• Checks flagged charges</w:t>
+              <w:t>• Submits and waits for the plan</w:t>
             </w:r>
           </w:p>
         </w:tc>
@@ -867,7 +817,7 @@
                 <w:spacing w:val="-10"/>
                 <w:sz w:val="24"/>
               </w:rPr>
-              <w:t xml:space="preserve">• Opens next-week forecast</w:t>
+              <w:t>• Reads the cards, budget bar and reasons</w:t>
             </w:r>
           </w:p>
           <w:p>
@@ -883,7 +833,7 @@
                 <w:spacing w:val="-10"/>
                 <w:sz w:val="24"/>
               </w:rPr>
-              <w:t xml:space="preserve">• Reads plain-English advice</w:t>
+              <w:t>• Sorts by price and filters by platform</w:t>
             </w:r>
           </w:p>
           <w:p>
@@ -899,7 +849,7 @@
                 <w:spacing w:val="-10"/>
                 <w:sz w:val="24"/>
               </w:rPr>
-              <w:t xml:space="preserve">• Adjusts the weekly budget</w:t>
+              <w:t>• Opens History to revisit plans</w:t>
             </w:r>
           </w:p>
         </w:tc>
@@ -1012,7 +962,7 @@
                 <w:spacing w:val="-10"/>
                 <w:sz w:val="24"/>
               </w:rPr>
-              <w:t xml:space="preserve">• Landing page</w:t>
+              <w:t>• Landing page</w:t>
             </w:r>
           </w:p>
           <w:p>
@@ -1028,7 +978,7 @@
                 <w:spacing w:val="-10"/>
                 <w:sz w:val="24"/>
               </w:rPr>
-              <w:t xml:space="preserve">• Streamlit UI</w:t>
+              <w:t>• Register and Login pages</w:t>
             </w:r>
           </w:p>
           <w:p>
@@ -1044,7 +994,7 @@
                 <w:spacing w:val="-10"/>
                 <w:sz w:val="24"/>
               </w:rPr>
-              <w:t xml:space="preserve">• Demo link on phone</w:t>
+              <w:t>• Dashboard</w:t>
             </w:r>
           </w:p>
         </w:tc>
@@ -1065,7 +1015,7 @@
                 <w:spacing w:val="-10"/>
                 <w:sz w:val="24"/>
               </w:rPr>
-              <w:t xml:space="preserve">• /categorize and /summary</w:t>
+              <w:t>• Planner forms</w:t>
             </w:r>
           </w:p>
           <w:p>
@@ -1081,7 +1031,7 @@
                 <w:spacing w:val="-10"/>
                 <w:sz w:val="24"/>
               </w:rPr>
-              <w:t xml:space="preserve">• /anomalies view</w:t>
+              <w:t>• /generate-home, /generate-party, /generate-jewelry</w:t>
             </w:r>
           </w:p>
           <w:p>
@@ -1097,7 +1047,7 @@
                 <w:spacing w:val="-10"/>
                 <w:sz w:val="24"/>
               </w:rPr>
-              <w:t xml:space="preserve">• Streamlit result tables</w:t>
+              <w:t>• Gemini AI or fallback badge</w:t>
             </w:r>
           </w:p>
         </w:tc>
@@ -1118,7 +1068,7 @@
                 <w:spacing w:val="-10"/>
                 <w:sz w:val="24"/>
               </w:rPr>
-              <w:t xml:space="preserve">• /forecast view</w:t>
+              <w:t>• Result cards and budget bar</w:t>
             </w:r>
           </w:p>
           <w:p>
@@ -1134,7 +1084,7 @@
                 <w:spacing w:val="-10"/>
                 <w:sz w:val="24"/>
               </w:rPr>
-              <w:t xml:space="preserve">• /advice (Gemini text)</w:t>
+              <w:t>• Sort and platform filter</w:t>
             </w:r>
           </w:p>
           <w:p>
@@ -1150,7 +1100,7 @@
                 <w:spacing w:val="-10"/>
                 <w:sz w:val="24"/>
               </w:rPr>
-              <w:t xml:space="preserve">• Downloaded report / README</w:t>
+              <w:t>• History page</w:t>
             </w:r>
           </w:p>
         </w:tc>
@@ -1273,7 +1223,7 @@
                 <w:spacing w:val="-10"/>
                 <w:sz w:val="24"/>
               </w:rPr>
-              <w:t xml:space="preserve">• Will it understand my messy UPI text?</w:t>
+              <w:t>• Is it free and easy to use?</w:t>
             </w:r>
           </w:p>
           <w:p>
@@ -1289,7 +1239,7 @@
                 <w:spacing w:val="-10"/>
                 <w:sz w:val="24"/>
               </w:rPr>
-              <w:t xml:space="preserve">• Is my data safe?</w:t>
+              <w:t>• Is my password safe?</w:t>
             </w:r>
           </w:p>
           <w:p>
@@ -1305,7 +1255,7 @@
                 <w:spacing w:val="-10"/>
                 <w:sz w:val="24"/>
               </w:rPr>
-              <w:t xml:space="preserve">• Is it free and quick?</w:t>
+              <w:t>• What can it plan for me?</w:t>
             </w:r>
           </w:p>
         </w:tc>
@@ -1327,7 +1277,7 @@
                 <w:spacing w:val="-10"/>
                 <w:sz w:val="24"/>
               </w:rPr>
-              <w:t xml:space="preserve">• Is this category right?</w:t>
+              <w:t>• Will it fit my budget?</w:t>
             </w:r>
           </w:p>
           <w:p>
@@ -1343,7 +1293,7 @@
                 <w:spacing w:val="-10"/>
                 <w:sz w:val="24"/>
               </w:rPr>
-              <w:t xml:space="preserve">• Why was this flagged?</w:t>
+              <w:t>• Does it understand my room, event or outfit?</w:t>
             </w:r>
           </w:p>
           <w:p>
@@ -1359,7 +1309,7 @@
                 <w:spacing w:val="-10"/>
                 <w:sz w:val="24"/>
               </w:rPr>
-              <w:t xml:space="preserve">• How sure is the model?</w:t>
+              <w:t>• Can I trust the picks?</w:t>
             </w:r>
           </w:p>
         </w:tc>
@@ -1381,7 +1331,7 @@
                 <w:spacing w:val="-10"/>
                 <w:sz w:val="24"/>
               </w:rPr>
-              <w:t xml:space="preserve">• Can I trust this advice?</w:t>
+              <w:t>• Why was this item chosen?</w:t>
             </w:r>
           </w:p>
           <w:p>
@@ -1397,7 +1347,7 @@
                 <w:spacing w:val="-10"/>
                 <w:sz w:val="24"/>
               </w:rPr>
-              <w:t xml:space="preserve">• What should I cut this week?</w:t>
+              <w:t>• Can I find a cheaper option?</w:t>
             </w:r>
           </w:p>
           <w:p>
@@ -1413,7 +1363,7 @@
                 <w:spacing w:val="-10"/>
                 <w:sz w:val="24"/>
               </w:rPr>
-              <w:t xml:space="preserve">• Will next month be tight?</w:t>
+              <w:t>• Can I come back to this plan later?</w:t>
             </w:r>
           </w:p>
         </w:tc>
@@ -1534,7 +1484,7 @@
               <w:rPr>
                 <w:sz w:val="24"/>
               </w:rPr>
-              <w:t xml:space="preserve">Curious but skeptical</w:t>
+              <w:t>Curious but unsure</w:t>
             </w:r>
           </w:p>
         </w:tc>
@@ -1554,7 +1504,7 @@
               <w:rPr>
                 <w:sz w:val="24"/>
               </w:rPr>
-              <w:t xml:space="preserve">Relieved and surprised by the clarity</w:t>
+              <w:t>Hopeful and slightly impatient</w:t>
             </w:r>
           </w:p>
         </w:tc>
@@ -1574,7 +1524,7 @@
               <w:rPr>
                 <w:sz w:val="24"/>
               </w:rPr>
-              <w:t xml:space="preserve">In control and motivated</w:t>
+              <w:t>Confident and in control</w:t>
             </w:r>
           </w:p>
         </w:tc>
@@ -1737,7 +1687,7 @@
               <w:rPr>
                 <w:sz w:val="24"/>
               </w:rPr>
-              <w:t xml:space="preserve">Frontend owner (UI) with product lead (Team Leader)</w:t>
+              <w:t>Frontend (UI) with the product lead (Team Leader)</w:t>
             </w:r>
           </w:p>
         </w:tc>
@@ -1757,7 +1707,7 @@
               <w:rPr>
                 <w:sz w:val="24"/>
               </w:rPr>
-              <w:t xml:space="preserve">ML backend owner (classifier, anomaly, API)</w:t>
+              <w:t>Backend and AI owner (planner engine, Gemini layer)</w:t>
             </w:r>
           </w:p>
         </w:tc>
@@ -1777,7 +1727,7 @@
               <w:rPr>
                 <w:sz w:val="24"/>
               </w:rPr>
-              <w:t xml:space="preserve">ML backend (forecast) and Gemini layer owner</w:t>
+              <w:t>Frontend and backend (result cards, history)</w:t>
             </w:r>
           </w:p>
         </w:tc>
@@ -1835,7 +1785,7 @@
                 <w:spacing w:val="-10"/>
                 <w:sz w:val="24"/>
               </w:rPr>
-              <w:t xml:space="preserve">• One-click sample data</w:t>
+              <w:t>• Quick demo-login hint</w:t>
             </w:r>
           </w:p>
         </w:tc>
@@ -1860,7 +1810,7 @@
                 <w:spacing w:val="-10"/>
                 <w:sz w:val="24"/>
               </w:rPr>
-              <w:t xml:space="preserve">• Show confidence score per category</w:t>
+              <w:t>• Example inputs on each planner form</w:t>
             </w:r>
           </w:p>
         </w:tc>
@@ -1885,7 +1835,7 @@
                 <w:spacing w:val="-10"/>
                 <w:sz w:val="24"/>
               </w:rPr>
-              <w:t xml:space="preserve">• Savings-goal tracker</w:t>
+              <w:t>• Export or print a plan</w:t>
             </w:r>
           </w:p>
         </w:tc>
@@ -1945,7 +1895,7 @@
                 <w:spacing w:val="-10"/>
                 <w:sz w:val="24"/>
               </w:rPr>
-              <w:t xml:space="preserve">• Short onboarding hint on the page</w:t>
+              <w:t>• Short onboarding text on the landing page</w:t>
             </w:r>
           </w:p>
         </w:tc>
@@ -1971,7 +1921,7 @@
                 <w:spacing w:val="-10"/>
                 <w:sz w:val="24"/>
               </w:rPr>
-              <w:t xml:space="preserve">• Let user correct a wrong label</w:t>
+              <w:t>• Loading state while Gemini works</w:t>
             </w:r>
           </w:p>
         </w:tc>
@@ -1997,7 +1947,7 @@
                 <w:spacing w:val="-10"/>
                 <w:sz w:val="24"/>
               </w:rPr>
-              <w:t xml:space="preserve">• Template fallback when Gemini is down</w:t>
+              <w:t>• Compare two plans side by side</w:t>
             </w:r>
           </w:p>
         </w:tc>
@@ -2066,7 +2016,7 @@
                 <w:spacing w:val="-10"/>
                 <w:sz w:val="24"/>
               </w:rPr>
-              <w:t xml:space="preserve">• Clear note that data is synthetic and private</w:t>
+              <w:t>• Clear note that prices are simulated</w:t>
             </w:r>
           </w:p>
         </w:tc>
@@ -2092,7 +2042,7 @@
                 <w:spacing w:val="-10"/>
                 <w:sz w:val="24"/>
               </w:rPr>
-              <w:t xml:space="preserve">• Explain the reason an item was flagged</w:t>
+              <w:t>• Clear banner when the fallback is used</w:t>
             </w:r>
           </w:p>
         </w:tc>
@@ -2118,7 +2068,7 @@
                 <w:spacing w:val="-10"/>
                 <w:sz w:val="24"/>
               </w:rPr>
-              <w:t xml:space="preserve">• Export a weekly summary report</w:t>
+              <w:t>• Spending charts on the dashboard</w:t>
             </w:r>
           </w:p>
         </w:tc>
